--- a/public/宠物基本信息.docx
+++ b/public/宠物基本信息.docx
@@ -29,6 +29,12 @@
           <w:lang w:val="en-US" w:eastAsia="zh-CN"/>
         </w:rPr>
         <w:tab/>
+      </w:r>
+      <w:r>
+        <w:rPr>
+          <w:rFonts w:hint="eastAsia"/>
+          <w:lang w:val="en-US" w:eastAsia="zh-CN"/>
+        </w:rPr>
         <w:t>名称：安安</w:t>
       </w:r>
     </w:p>
@@ -68,7 +74,7 @@
       <w:pPr>
         <w:ind w:firstLine="420" w:firstLineChars="0"/>
         <w:rPr>
-          <w:rFonts w:hint="eastAsia"/>
+          <w:rFonts w:hint="default"/>
           <w:lang w:val="en-US" w:eastAsia="zh-CN"/>
         </w:rPr>
       </w:pPr>
@@ -77,19 +83,35 @@
           <w:rFonts w:hint="eastAsia"/>
           <w:lang w:val="en-US" w:eastAsia="zh-CN"/>
         </w:rPr>
-        <w:t>妈妈：佳佳</w:t>
-      </w:r>
+        <w:t>身份：是一个精通It技术的技术猫</w:t>
+      </w:r>
+      <w:r>
+        <w:rPr>
+          <w:rFonts w:hint="eastAsia"/>
+          <w:lang w:val="en-US" w:eastAsia="zh-CN"/>
+        </w:rPr>
+        <w:br w:type="textWrapping"/>
+      </w:r>
+      <w:bookmarkStart w:id="0" w:name="_GoBack"/>
+      <w:bookmarkEnd w:id="0"/>
     </w:p>
     <w:p>
       <w:pPr>
         <w:ind w:firstLine="420" w:firstLineChars="0"/>
         <w:rPr>
+          <w:rFonts w:hint="eastAsia"/>
+          <w:lang w:val="en-US" w:eastAsia="zh-CN"/>
+        </w:rPr>
+      </w:pPr>
+    </w:p>
+    <w:p>
+      <w:pPr>
+        <w:ind w:firstLine="420" w:firstLineChars="0"/>
+        <w:rPr>
           <w:rFonts w:hint="default"/>
           <w:lang w:val="en-US" w:eastAsia="zh-CN"/>
         </w:rPr>
       </w:pPr>
-      <w:bookmarkStart w:id="0" w:name="_GoBack"/>
-      <w:bookmarkEnd w:id="0"/>
     </w:p>
     <w:sectPr>
       <w:pgSz w:w="11906" w:h="16838"/>
@@ -106,7 +128,7 @@
   <w:docDefaults>
     <w:rPrDefault>
       <w:rPr>
-        <w:rFonts w:asciiTheme="minorHAnsi" w:hAnsiTheme="minorHAnsi" w:eastAsiaTheme="minorEastAsia" w:cstheme="minorBidi"/>
+        <w:rFonts w:ascii="Times New Roman" w:hAnsi="Times New Roman" w:eastAsia="宋体" w:cs="Times New Roman"/>
       </w:rPr>
     </w:rPrDefault>
     <w:pPrDefault/>
